--- a/build/word/11-保護者のしおり.docx
+++ b/build/word/11-保護者のしおり.docx
@@ -557,7 +557,7 @@
                 <w:color w:val="1F2933"/>
                 <w:sz w:val="19"/>
               </w:rPr>
-              <w:t>公益財団法人修養団（SYD）伊勢青少年研修センター&lt;br&gt;三重県伊勢市宇治今在家町153</w:t>
+              <w:t>公益財団法人修養団（SYD）伊勢青少年研修センター（三重県伊勢市宇治今在家町153）</w:t>
             </w:r>
           </w:p>
         </w:tc>
